--- a/downloads/documents/04 Units/Unit 06 - Food Systems and Production - From Farm to Table/Lesson 06.04 - Food Scarcity and Food Deserts.docx
+++ b/downloads/documents/04 Units/Unit 06 - Food Systems and Production - From Farm to Table/Lesson 06.04 - Food Scarcity and Food Deserts.docx
@@ -426,7 +426,7 @@
         <w:t xml:space="preserve">Vocabulary 06.md</w:t>
       </w:r>
       <w:r>
-        <w:t xml:space="preserve">) for Turkish, Portuguese, and Spanish.</w:t>
+        <w:t xml:space="preserve">) for Spanish.</w:t>
       </w:r>
     </w:p>
     <w:p>
@@ -1230,7 +1230,7 @@
         <w:pStyle w:val="Compact"/>
       </w:pPr>
       <w:r>
-        <w:t xml:space="preserve">ELL: the map is visual and the distances are numbers, so the task works with limited English; both price lists use pictures beside every item; the words access, afford, distance, pantry, and garden are on the vocabulary card in Turkish, Portuguese, and Spanish (see</w:t>
+        <w:t xml:space="preserve">ELL: the map is visual and the distances are numbers, so the task works with limited English; both price lists use pictures beside every item; the words access, afford, distance, pantry, and garden are on the vocabulary card in Spanish (see</w:t>
       </w:r>
       <w:r>
         <w:t xml:space="preserve"> </w:t>

--- a/downloads/documents/04 Units/Unit 06 - Food Systems and Production - From Farm to Table/Lesson 06.04 - Food Scarcity and Food Deserts.docx
+++ b/downloads/documents/04 Units/Unit 06 - Food Systems and Production - From Farm to Table/Lesson 06.04 - Food Scarcity and Food Deserts.docx
@@ -1844,7 +1844,7 @@
         <w:pStyle w:val="Compact"/>
       </w:pPr>
       <w:r>
-        <w:t xml:space="preserve">This lesson pairs naturally with the Unit 2 budgeting work and with ClassroomStreet. A student who ran a budget in that simulation already knows what a fixed income feels like. Use that language.</w:t>
+        <w:t xml:space="preserve">This lesson pairs naturally with the Unit 2 budgeting work. A student who built the Lesson 2.9 budget from a scenario card already knows what a fixed income feels like. Use that language.</w:t>
       </w:r>
     </w:p>
     <w:sectPr>
